--- a/public/materials/malware/part1/worksheets/de/6.1.4.Worksheet.Related_to_malware_or_not_DE.docx
+++ b/public/materials/malware/part1/worksheets/de/6.1.4.Worksheet.Related_to_malware_or_not_DE.docx
@@ -5,7 +5,7 @@
     <w:p>
       <w:pPr>
         <w:rPr>
-          <w:rFonts w:ascii="Aptos" w:eastAsia="Liberation Serif" w:hAnsi="Aptos" w:cs="Liberation Serif"/>
+          <w:rFonts w:ascii="Aptos" w:hAnsi="Aptos" w:eastAsia="Liberation Serif" w:cs="Liberation Serif"/>
           <w:b/>
           <w:bCs/>
           <w:sz w:val="32"/>
@@ -15,7 +15,7 @@
       </w:pPr>
       <w:r>
         <w:rPr>
-          <w:rFonts w:ascii="Aptos" w:eastAsia="Liberation Serif" w:hAnsi="Aptos" w:cs="Liberation Serif"/>
+          <w:rFonts w:ascii="Aptos" w:hAnsi="Aptos" w:eastAsia="Liberation Serif" w:cs="Liberation Serif"/>
           <w:b/>
           <w:bCs/>
           <w:sz w:val="32"/>
@@ -28,7 +28,7 @@
     <w:p>
       <w:pPr>
         <w:rPr>
-          <w:rFonts w:ascii="Aptos" w:eastAsia="Liberation Serif" w:hAnsi="Aptos" w:cs="Liberation Serif"/>
+          <w:rFonts w:ascii="Aptos" w:hAnsi="Aptos" w:eastAsia="Liberation Serif" w:cs="Liberation Serif"/>
           <w:b/>
           <w:bCs/>
           <w:sz w:val="32"/>
@@ -43,13 +43,13 @@
           <w:tab w:val="right" w:leader="underscore" w:pos="3402"/>
         </w:tabs>
         <w:rPr>
-          <w:rFonts w:ascii="Aptos" w:eastAsia="Liberation Serif" w:hAnsi="Aptos" w:cs="Liberation Serif"/>
+          <w:rFonts w:ascii="Aptos" w:hAnsi="Aptos" w:eastAsia="Liberation Serif" w:cs="Liberation Serif"/>
           <w:lang w:val="de-AT"/>
         </w:rPr>
       </w:pPr>
       <w:r>
         <w:rPr>
-          <w:rFonts w:ascii="Aptos" w:eastAsia="Liberation Serif" w:hAnsi="Aptos" w:cs="Liberation Serif"/>
+          <w:rFonts w:ascii="Aptos" w:hAnsi="Aptos" w:eastAsia="Liberation Serif" w:cs="Liberation Serif"/>
           <w:lang w:val="de-AT"/>
         </w:rPr>
         <w:t>Name:</w:t>
@@ -68,7 +68,7 @@
           <w:tab w:val="right" w:leader="underscore" w:pos="3402"/>
         </w:tabs>
         <w:rPr>
-          <w:rFonts w:ascii="Aptos" w:eastAsia="Liberation Serif" w:hAnsi="Aptos" w:cs="Liberation Serif"/>
+          <w:rFonts w:ascii="Aptos" w:hAnsi="Aptos" w:eastAsia="Liberation Serif" w:cs="Liberation Serif"/>
           <w:color w:val="000000" w:themeColor="text2"/>
           <w:lang w:val="de-AT"/>
         </w:rPr>
@@ -80,13 +80,13 @@
           <w:tab w:val="right" w:leader="underscore" w:pos="3402"/>
         </w:tabs>
         <w:rPr>
-          <w:rFonts w:ascii="Aptos" w:eastAsia="Liberation Serif" w:hAnsi="Aptos" w:cs="Liberation Serif"/>
+          <w:rFonts w:ascii="Aptos" w:hAnsi="Aptos" w:eastAsia="Liberation Serif" w:cs="Liberation Serif"/>
           <w:lang w:val="de-AT"/>
         </w:rPr>
       </w:pPr>
       <w:r>
         <w:rPr>
-          <w:rFonts w:ascii="Aptos" w:eastAsia="Liberation Serif" w:hAnsi="Aptos" w:cs="Liberation Serif"/>
+          <w:rFonts w:ascii="Aptos" w:hAnsi="Aptos" w:eastAsia="Liberation Serif" w:cs="Liberation Serif"/>
           <w:color w:val="000000" w:themeColor="text2"/>
           <w:lang w:val="de-AT"/>
         </w:rPr>
@@ -110,7 +110,7 @@
     <w:p>
       <w:pPr>
         <w:rPr>
-          <w:rFonts w:ascii="Aptos" w:eastAsia="Liberation Serif" w:hAnsi="Aptos" w:cs="Liberation Serif"/>
+          <w:rFonts w:ascii="Aptos" w:hAnsi="Aptos" w:eastAsia="Liberation Serif" w:cs="Liberation Serif"/>
           <w:color w:val="000000" w:themeColor="text2"/>
           <w:lang w:val="de-AT"/>
         </w:rPr>
@@ -119,7 +119,7 @@
     <w:p>
       <w:pPr>
         <w:rPr>
-          <w:rFonts w:ascii="Aptos" w:eastAsia="Liberation Serif" w:hAnsi="Aptos" w:cs="Liberation Serif"/>
+          <w:rFonts w:ascii="Aptos" w:hAnsi="Aptos" w:eastAsia="Liberation Serif" w:cs="Liberation Serif"/>
           <w:color w:val="000000" w:themeColor="text2"/>
           <w:lang w:val="de-AT"/>
         </w:rPr>
@@ -128,7 +128,7 @@
     <w:p>
       <w:pPr>
         <w:rPr>
-          <w:rFonts w:ascii="Aptos" w:eastAsia="Liberation Serif" w:hAnsi="Aptos" w:cs="Liberation Serif"/>
+          <w:rFonts w:ascii="Aptos" w:hAnsi="Aptos" w:eastAsia="Liberation Serif" w:cs="Liberation Serif"/>
           <w:color w:val="000000" w:themeColor="text2"/>
           <w:lang w:val="de-AT"/>
         </w:rPr>
@@ -137,14 +137,14 @@
     <w:p>
       <w:pPr>
         <w:rPr>
-          <w:rFonts w:ascii="Aptos" w:eastAsia="Liberation Serif" w:hAnsi="Aptos" w:cs="Liberation Serif"/>
+          <w:rFonts w:ascii="Aptos" w:hAnsi="Aptos" w:eastAsia="Liberation Serif" w:cs="Liberation Serif"/>
           <w:color w:val="000000" w:themeColor="text2"/>
           <w:lang w:val="de-AT"/>
         </w:rPr>
       </w:pPr>
       <w:r>
         <w:rPr>
-          <w:rFonts w:ascii="Aptos" w:eastAsia="Liberation Serif" w:hAnsi="Aptos" w:cs="Liberation Serif"/>
+          <w:rFonts w:ascii="Aptos" w:hAnsi="Aptos" w:eastAsia="Liberation Serif" w:cs="Liberation Serif"/>
           <w:color w:val="000000" w:themeColor="text2"/>
           <w:lang w:val="de-AT"/>
         </w:rPr>
@@ -173,7 +173,7 @@
           <w:p>
             <w:pPr>
               <w:rPr>
-                <w:rFonts w:ascii="Aptos" w:eastAsia="Liberation Serif" w:hAnsi="Aptos" w:cs="Liberation Serif"/>
+                <w:rFonts w:ascii="Aptos" w:hAnsi="Aptos" w:eastAsia="Liberation Serif" w:cs="Liberation Serif"/>
                 <w:color w:val="000000" w:themeColor="text2"/>
                 <w:sz w:val="28"/>
                 <w:szCs w:val="28"/>
@@ -189,14 +189,14 @@
           <w:p>
             <w:pPr>
               <w:rPr>
-                <w:rFonts w:ascii="Aptos" w:eastAsia="Liberation Serif" w:hAnsi="Aptos" w:cs="Liberation Serif"/>
-                <w:color w:val="000000" w:themeColor="text2"/>
-                <w:lang w:val="de-AT"/>
-              </w:rPr>
-            </w:pPr>
-            <w:r>
-              <w:rPr>
-                <w:rFonts w:ascii="Apple Color Emoji" w:eastAsia="Liberation Serif" w:hAnsi="Apple Color Emoji" w:cs="Apple Color Emoji"/>
+                <w:rFonts w:ascii="Aptos" w:hAnsi="Aptos" w:eastAsia="Liberation Serif" w:cs="Liberation Serif"/>
+                <w:color w:val="000000" w:themeColor="text2"/>
+                <w:lang w:val="de-AT"/>
+              </w:rPr>
+            </w:pPr>
+            <w:r>
+              <w:rPr>
+                <w:rFonts w:ascii="Apple Color Emoji" w:hAnsi="Apple Color Emoji" w:eastAsia="Liberation Serif" w:cs="Apple Color Emoji"/>
                 <w:color w:val="000000" w:themeColor="text2"/>
                 <w:lang w:val="de-AT"/>
               </w:rPr>
@@ -211,7 +211,7 @@
           <w:p>
             <w:pPr>
               <w:rPr>
-                <w:rFonts w:ascii="Aptos" w:eastAsia="Liberation Serif" w:hAnsi="Aptos" w:cs="Liberation Serif"/>
+                <w:rFonts w:ascii="Aptos" w:hAnsi="Aptos" w:eastAsia="Liberation Serif" w:cs="Liberation Serif"/>
                 <w:b/>
                 <w:bCs/>
                 <w:sz w:val="28"/>
@@ -221,7 +221,7 @@
             </w:pPr>
             <w:r>
               <w:rPr>
-                <w:rFonts w:ascii="Aptos" w:eastAsia="Liberation Serif" w:hAnsi="Aptos" w:cs="Liberation Serif"/>
+                <w:rFonts w:ascii="Aptos" w:hAnsi="Aptos" w:eastAsia="Liberation Serif" w:cs="Liberation Serif"/>
                 <w:b/>
                 <w:bCs/>
                 <w:sz w:val="28"/>
@@ -244,16 +244,16 @@
           <w:p>
             <w:pPr>
               <w:rPr>
-                <w:rFonts w:ascii="Aptos" w:eastAsia="Liberation Serif" w:hAnsi="Aptos" w:cs="Liberation Serif"/>
-                <w:color w:val="000000" w:themeColor="text2"/>
-                <w:sz w:val="28"/>
-                <w:szCs w:val="28"/>
-                <w:lang w:val="de-AT"/>
-              </w:rPr>
-            </w:pPr>
-            <w:r>
-              <w:rPr>
-                <w:rFonts w:ascii="Aptos" w:eastAsia="Liberation Serif" w:hAnsi="Aptos" w:cs="Liberation Serif"/>
+                <w:rFonts w:ascii="Aptos" w:hAnsi="Aptos" w:eastAsia="Liberation Serif" w:cs="Liberation Serif"/>
+                <w:color w:val="000000" w:themeColor="text2"/>
+                <w:sz w:val="28"/>
+                <w:szCs w:val="28"/>
+                <w:lang w:val="de-AT"/>
+              </w:rPr>
+            </w:pPr>
+            <w:r>
+              <w:rPr>
+                <w:rFonts w:ascii="Aptos" w:hAnsi="Aptos" w:eastAsia="Liberation Serif" w:cs="Liberation Serif"/>
                 <w:color w:val="000000" w:themeColor="text2"/>
                 <w:sz w:val="28"/>
                 <w:szCs w:val="28"/>
@@ -270,7 +270,7 @@
           <w:p>
             <w:pPr>
               <w:rPr>
-                <w:rFonts w:ascii="Aptos" w:eastAsia="Liberation Serif" w:hAnsi="Aptos" w:cs="Liberation Serif"/>
+                <w:rFonts w:ascii="Aptos" w:hAnsi="Aptos" w:eastAsia="Liberation Serif" w:cs="Liberation Serif"/>
                 <w:color w:val="000000" w:themeColor="text2"/>
                 <w:sz w:val="28"/>
                 <w:szCs w:val="28"/>
@@ -293,7 +293,7 @@
             </w:pPr>
             <w:r>
               <w:rPr>
-                <w:rFonts w:ascii="Aptos" w:eastAsia="Liberation Serif" w:hAnsi="Aptos" w:cs="Liberation Serif"/>
+                <w:rFonts w:ascii="Aptos" w:hAnsi="Aptos" w:eastAsia="Liberation Serif" w:cs="Liberation Serif"/>
                 <w:sz w:val="28"/>
                 <w:szCs w:val="28"/>
                 <w:lang w:val="de-AT"/>
@@ -305,7 +305,7 @@
             <w:pPr>
               <w:jc w:val="both"/>
               <w:rPr>
-                <w:rFonts w:ascii="Aptos" w:eastAsia="Liberation Serif" w:hAnsi="Aptos" w:cs="Liberation Serif"/>
+                <w:rFonts w:ascii="Aptos" w:hAnsi="Aptos" w:eastAsia="Liberation Serif" w:cs="Liberation Serif"/>
                 <w:sz w:val="28"/>
                 <w:szCs w:val="28"/>
                 <w:lang w:val="de-AT"/>
@@ -325,16 +325,16 @@
           <w:p>
             <w:pPr>
               <w:rPr>
-                <w:rFonts w:ascii="Aptos" w:eastAsia="Liberation Serif" w:hAnsi="Aptos" w:cs="Liberation Serif"/>
-                <w:color w:val="000000" w:themeColor="text2"/>
-                <w:sz w:val="28"/>
-                <w:szCs w:val="28"/>
-                <w:lang w:val="de-AT"/>
-              </w:rPr>
-            </w:pPr>
-            <w:r>
-              <w:rPr>
-                <w:rFonts w:ascii="Aptos" w:eastAsia="Liberation Serif" w:hAnsi="Aptos" w:cs="Liberation Serif"/>
+                <w:rFonts w:ascii="Aptos" w:hAnsi="Aptos" w:eastAsia="Liberation Serif" w:cs="Liberation Serif"/>
+                <w:color w:val="000000" w:themeColor="text2"/>
+                <w:sz w:val="28"/>
+                <w:szCs w:val="28"/>
+                <w:lang w:val="de-AT"/>
+              </w:rPr>
+            </w:pPr>
+            <w:r>
+              <w:rPr>
+                <w:rFonts w:ascii="Aptos" w:hAnsi="Aptos" w:eastAsia="Liberation Serif" w:cs="Liberation Serif"/>
                 <w:color w:val="000000" w:themeColor="text2"/>
                 <w:sz w:val="28"/>
                 <w:szCs w:val="28"/>
@@ -351,7 +351,7 @@
           <w:p>
             <w:pPr>
               <w:rPr>
-                <w:rFonts w:ascii="Aptos" w:eastAsia="Liberation Serif" w:hAnsi="Aptos" w:cs="Liberation Serif"/>
+                <w:rFonts w:ascii="Aptos" w:hAnsi="Aptos" w:eastAsia="Liberation Serif" w:cs="Liberation Serif"/>
                 <w:color w:val="000000" w:themeColor="text2"/>
                 <w:sz w:val="28"/>
                 <w:szCs w:val="28"/>
@@ -374,7 +374,7 @@
             </w:pPr>
             <w:r>
               <w:rPr>
-                <w:rFonts w:ascii="Aptos" w:eastAsia="Liberation Serif" w:hAnsi="Aptos" w:cs="Liberation Serif"/>
+                <w:rFonts w:ascii="Aptos" w:hAnsi="Aptos" w:eastAsia="Liberation Serif" w:cs="Liberation Serif"/>
                 <w:sz w:val="28"/>
                 <w:szCs w:val="28"/>
                 <w:lang w:val="de-AT"/>
@@ -384,7 +384,7 @@
             <w:proofErr w:type="gramStart"/>
             <w:r>
               <w:rPr>
-                <w:rFonts w:ascii="Aptos" w:eastAsia="Liberation Serif" w:hAnsi="Aptos" w:cs="Liberation Serif"/>
+                <w:rFonts w:ascii="Aptos" w:hAnsi="Aptos" w:eastAsia="Liberation Serif" w:cs="Liberation Serif"/>
                 <w:sz w:val="28"/>
                 <w:szCs w:val="28"/>
                 <w:lang w:val="de-AT"/>
@@ -394,7 +394,7 @@
             <w:proofErr w:type="gramEnd"/>
             <w:r>
               <w:rPr>
-                <w:rFonts w:ascii="Aptos" w:eastAsia="Liberation Serif" w:hAnsi="Aptos" w:cs="Liberation Serif"/>
+                <w:rFonts w:ascii="Aptos" w:hAnsi="Aptos" w:eastAsia="Liberation Serif" w:cs="Liberation Serif"/>
                 <w:sz w:val="28"/>
                 <w:szCs w:val="28"/>
                 <w:lang w:val="de-AT"/>
@@ -406,7 +406,7 @@
             <w:pPr>
               <w:jc w:val="both"/>
               <w:rPr>
-                <w:rFonts w:ascii="Aptos" w:eastAsia="Liberation Serif" w:hAnsi="Aptos" w:cs="Liberation Serif"/>
+                <w:rFonts w:ascii="Aptos" w:hAnsi="Aptos" w:eastAsia="Liberation Serif" w:cs="Liberation Serif"/>
                 <w:color w:val="000000" w:themeColor="text2"/>
                 <w:sz w:val="28"/>
                 <w:szCs w:val="28"/>
@@ -427,16 +427,16 @@
           <w:p>
             <w:pPr>
               <w:rPr>
-                <w:rFonts w:ascii="Aptos" w:eastAsia="Liberation Serif" w:hAnsi="Aptos" w:cs="Liberation Serif"/>
-                <w:color w:val="000000" w:themeColor="text2"/>
-                <w:sz w:val="28"/>
-                <w:szCs w:val="28"/>
-                <w:lang w:val="de-AT"/>
-              </w:rPr>
-            </w:pPr>
-            <w:r>
-              <w:rPr>
-                <w:rFonts w:ascii="Aptos" w:eastAsia="Liberation Serif" w:hAnsi="Aptos" w:cs="Liberation Serif"/>
+                <w:rFonts w:ascii="Aptos" w:hAnsi="Aptos" w:eastAsia="Liberation Serif" w:cs="Liberation Serif"/>
+                <w:color w:val="000000" w:themeColor="text2"/>
+                <w:sz w:val="28"/>
+                <w:szCs w:val="28"/>
+                <w:lang w:val="de-AT"/>
+              </w:rPr>
+            </w:pPr>
+            <w:r>
+              <w:rPr>
+                <w:rFonts w:ascii="Aptos" w:hAnsi="Aptos" w:eastAsia="Liberation Serif" w:cs="Liberation Serif"/>
                 <w:color w:val="000000" w:themeColor="text2"/>
                 <w:sz w:val="28"/>
                 <w:szCs w:val="28"/>
@@ -453,7 +453,7 @@
           <w:p>
             <w:pPr>
               <w:rPr>
-                <w:rFonts w:ascii="Aptos" w:eastAsia="Liberation Serif" w:hAnsi="Aptos" w:cs="Liberation Serif"/>
+                <w:rFonts w:ascii="Aptos" w:hAnsi="Aptos" w:eastAsia="Liberation Serif" w:cs="Liberation Serif"/>
                 <w:color w:val="000000" w:themeColor="text2"/>
                 <w:sz w:val="28"/>
                 <w:szCs w:val="28"/>
@@ -476,7 +476,7 @@
             </w:pPr>
             <w:r>
               <w:rPr>
-                <w:rFonts w:ascii="Aptos" w:eastAsia="Liberation Serif" w:hAnsi="Aptos" w:cs="Liberation Serif"/>
+                <w:rFonts w:ascii="Aptos" w:hAnsi="Aptos" w:eastAsia="Liberation Serif" w:cs="Liberation Serif"/>
                 <w:sz w:val="28"/>
                 <w:szCs w:val="28"/>
                 <w:lang w:val="de-AT"/>
@@ -488,7 +488,7 @@
             <w:pPr>
               <w:jc w:val="both"/>
               <w:rPr>
-                <w:rFonts w:ascii="Aptos" w:eastAsia="Liberation Serif" w:hAnsi="Aptos" w:cs="Liberation Serif"/>
+                <w:rFonts w:ascii="Aptos" w:hAnsi="Aptos" w:eastAsia="Liberation Serif" w:cs="Liberation Serif"/>
                 <w:sz w:val="28"/>
                 <w:szCs w:val="28"/>
                 <w:lang w:val="de-AT"/>
@@ -508,16 +508,16 @@
           <w:p>
             <w:pPr>
               <w:rPr>
-                <w:rFonts w:ascii="Aptos" w:eastAsia="Liberation Serif" w:hAnsi="Aptos" w:cs="Liberation Serif"/>
-                <w:color w:val="000000" w:themeColor="text2"/>
-                <w:sz w:val="28"/>
-                <w:szCs w:val="28"/>
-                <w:lang w:val="de-AT"/>
-              </w:rPr>
-            </w:pPr>
-            <w:r>
-              <w:rPr>
-                <w:rFonts w:ascii="Aptos" w:eastAsia="Liberation Serif" w:hAnsi="Aptos" w:cs="Liberation Serif"/>
+                <w:rFonts w:ascii="Aptos" w:hAnsi="Aptos" w:eastAsia="Liberation Serif" w:cs="Liberation Serif"/>
+                <w:color w:val="000000" w:themeColor="text2"/>
+                <w:sz w:val="28"/>
+                <w:szCs w:val="28"/>
+                <w:lang w:val="de-AT"/>
+              </w:rPr>
+            </w:pPr>
+            <w:r>
+              <w:rPr>
+                <w:rFonts w:ascii="Aptos" w:hAnsi="Aptos" w:eastAsia="Liberation Serif" w:cs="Liberation Serif"/>
                 <w:color w:val="000000" w:themeColor="text2"/>
                 <w:sz w:val="28"/>
                 <w:szCs w:val="28"/>
@@ -534,7 +534,7 @@
           <w:p>
             <w:pPr>
               <w:rPr>
-                <w:rFonts w:ascii="Aptos" w:eastAsia="Liberation Serif" w:hAnsi="Aptos" w:cs="Liberation Serif"/>
+                <w:rFonts w:ascii="Aptos" w:hAnsi="Aptos" w:eastAsia="Liberation Serif" w:cs="Liberation Serif"/>
                 <w:color w:val="000000" w:themeColor="text2"/>
                 <w:sz w:val="28"/>
                 <w:szCs w:val="28"/>
@@ -557,7 +557,7 @@
             </w:pPr>
             <w:r>
               <w:rPr>
-                <w:rFonts w:ascii="Aptos" w:eastAsia="Liberation Serif" w:hAnsi="Aptos" w:cs="Liberation Serif"/>
+                <w:rFonts w:ascii="Aptos" w:hAnsi="Aptos" w:eastAsia="Liberation Serif" w:cs="Liberation Serif"/>
                 <w:sz w:val="28"/>
                 <w:szCs w:val="28"/>
                 <w:lang w:val="de-AT"/>
@@ -569,7 +569,7 @@
             <w:pPr>
               <w:jc w:val="both"/>
               <w:rPr>
-                <w:rFonts w:ascii="Aptos" w:eastAsia="Liberation Serif" w:hAnsi="Aptos" w:cs="Liberation Serif"/>
+                <w:rFonts w:ascii="Aptos" w:hAnsi="Aptos" w:eastAsia="Liberation Serif" w:cs="Liberation Serif"/>
                 <w:color w:val="000000" w:themeColor="text2"/>
                 <w:sz w:val="28"/>
                 <w:szCs w:val="28"/>
@@ -590,16 +590,16 @@
           <w:p>
             <w:pPr>
               <w:rPr>
-                <w:rFonts w:ascii="Aptos" w:eastAsia="Liberation Serif" w:hAnsi="Aptos" w:cs="Liberation Serif"/>
-                <w:color w:val="000000" w:themeColor="text2"/>
-                <w:sz w:val="28"/>
-                <w:szCs w:val="28"/>
-                <w:lang w:val="de-AT"/>
-              </w:rPr>
-            </w:pPr>
-            <w:r>
-              <w:rPr>
-                <w:rFonts w:ascii="Aptos" w:eastAsia="Liberation Serif" w:hAnsi="Aptos" w:cs="Liberation Serif"/>
+                <w:rFonts w:ascii="Aptos" w:hAnsi="Aptos" w:eastAsia="Liberation Serif" w:cs="Liberation Serif"/>
+                <w:color w:val="000000" w:themeColor="text2"/>
+                <w:sz w:val="28"/>
+                <w:szCs w:val="28"/>
+                <w:lang w:val="de-AT"/>
+              </w:rPr>
+            </w:pPr>
+            <w:r>
+              <w:rPr>
+                <w:rFonts w:ascii="Aptos" w:hAnsi="Aptos" w:eastAsia="Liberation Serif" w:cs="Liberation Serif"/>
                 <w:color w:val="000000" w:themeColor="text2"/>
                 <w:sz w:val="28"/>
                 <w:szCs w:val="28"/>
@@ -616,7 +616,7 @@
           <w:p>
             <w:pPr>
               <w:rPr>
-                <w:rFonts w:ascii="Aptos" w:eastAsia="Liberation Serif" w:hAnsi="Aptos" w:cs="Liberation Serif"/>
+                <w:rFonts w:ascii="Aptos" w:hAnsi="Aptos" w:eastAsia="Liberation Serif" w:cs="Liberation Serif"/>
                 <w:color w:val="000000" w:themeColor="text2"/>
                 <w:sz w:val="28"/>
                 <w:szCs w:val="28"/>
@@ -639,7 +639,7 @@
             </w:pPr>
             <w:r>
               <w:rPr>
-                <w:rFonts w:ascii="Aptos" w:eastAsia="Liberation Serif" w:hAnsi="Aptos" w:cs="Liberation Serif"/>
+                <w:rFonts w:ascii="Aptos" w:hAnsi="Aptos" w:eastAsia="Liberation Serif" w:cs="Liberation Serif"/>
                 <w:sz w:val="28"/>
                 <w:szCs w:val="28"/>
                 <w:lang w:val="de-AT"/>
@@ -651,7 +651,7 @@
             <w:pPr>
               <w:jc w:val="both"/>
               <w:rPr>
-                <w:rFonts w:ascii="Aptos" w:eastAsia="Liberation Serif" w:hAnsi="Aptos" w:cs="Liberation Serif"/>
+                <w:rFonts w:ascii="Aptos" w:hAnsi="Aptos" w:eastAsia="Liberation Serif" w:cs="Liberation Serif"/>
                 <w:sz w:val="28"/>
                 <w:szCs w:val="28"/>
                 <w:lang w:val="de-AT"/>
@@ -671,16 +671,16 @@
           <w:p>
             <w:pPr>
               <w:rPr>
-                <w:rFonts w:ascii="Aptos" w:eastAsia="Liberation Serif" w:hAnsi="Aptos" w:cs="Liberation Serif"/>
-                <w:color w:val="000000" w:themeColor="text2"/>
-                <w:sz w:val="28"/>
-                <w:szCs w:val="28"/>
-                <w:lang w:val="de-AT"/>
-              </w:rPr>
-            </w:pPr>
-            <w:r>
-              <w:rPr>
-                <w:rFonts w:ascii="Aptos" w:eastAsia="Liberation Serif" w:hAnsi="Aptos" w:cs="Liberation Serif"/>
+                <w:rFonts w:ascii="Aptos" w:hAnsi="Aptos" w:eastAsia="Liberation Serif" w:cs="Liberation Serif"/>
+                <w:color w:val="000000" w:themeColor="text2"/>
+                <w:sz w:val="28"/>
+                <w:szCs w:val="28"/>
+                <w:lang w:val="de-AT"/>
+              </w:rPr>
+            </w:pPr>
+            <w:r>
+              <w:rPr>
+                <w:rFonts w:ascii="Aptos" w:hAnsi="Aptos" w:eastAsia="Liberation Serif" w:cs="Liberation Serif"/>
                 <w:color w:val="000000" w:themeColor="text2"/>
                 <w:sz w:val="28"/>
                 <w:szCs w:val="28"/>
@@ -697,7 +697,7 @@
           <w:p>
             <w:pPr>
               <w:rPr>
-                <w:rFonts w:ascii="Aptos" w:eastAsia="Liberation Serif" w:hAnsi="Aptos" w:cs="Liberation Serif"/>
+                <w:rFonts w:ascii="Aptos" w:hAnsi="Aptos" w:eastAsia="Liberation Serif" w:cs="Liberation Serif"/>
                 <w:color w:val="000000" w:themeColor="text2"/>
                 <w:sz w:val="28"/>
                 <w:szCs w:val="28"/>
@@ -720,7 +720,7 @@
             </w:pPr>
             <w:r>
               <w:rPr>
-                <w:rFonts w:ascii="Aptos" w:eastAsia="Liberation Serif" w:hAnsi="Aptos" w:cs="Liberation Serif"/>
+                <w:rFonts w:ascii="Aptos" w:hAnsi="Aptos" w:eastAsia="Liberation Serif" w:cs="Liberation Serif"/>
                 <w:sz w:val="28"/>
                 <w:szCs w:val="28"/>
                 <w:lang w:val="de-AT"/>
@@ -732,7 +732,7 @@
             <w:pPr>
               <w:jc w:val="both"/>
               <w:rPr>
-                <w:rFonts w:ascii="Aptos" w:eastAsia="Liberation Serif" w:hAnsi="Aptos" w:cs="Liberation Serif"/>
+                <w:rFonts w:ascii="Aptos" w:hAnsi="Aptos" w:eastAsia="Liberation Serif" w:cs="Liberation Serif"/>
                 <w:sz w:val="28"/>
                 <w:szCs w:val="28"/>
                 <w:lang w:val="de-AT"/>
@@ -752,16 +752,16 @@
           <w:p>
             <w:pPr>
               <w:rPr>
-                <w:rFonts w:ascii="Aptos" w:eastAsia="Liberation Serif" w:hAnsi="Aptos" w:cs="Liberation Serif"/>
-                <w:color w:val="000000" w:themeColor="text2"/>
-                <w:sz w:val="28"/>
-                <w:szCs w:val="28"/>
-                <w:lang w:val="de-AT"/>
-              </w:rPr>
-            </w:pPr>
-            <w:r>
-              <w:rPr>
-                <w:rFonts w:ascii="Aptos" w:eastAsia="Liberation Serif" w:hAnsi="Aptos" w:cs="Liberation Serif"/>
+                <w:rFonts w:ascii="Aptos" w:hAnsi="Aptos" w:eastAsia="Liberation Serif" w:cs="Liberation Serif"/>
+                <w:color w:val="000000" w:themeColor="text2"/>
+                <w:sz w:val="28"/>
+                <w:szCs w:val="28"/>
+                <w:lang w:val="de-AT"/>
+              </w:rPr>
+            </w:pPr>
+            <w:r>
+              <w:rPr>
+                <w:rFonts w:ascii="Aptos" w:hAnsi="Aptos" w:eastAsia="Liberation Serif" w:cs="Liberation Serif"/>
                 <w:color w:val="000000" w:themeColor="text2"/>
                 <w:sz w:val="28"/>
                 <w:szCs w:val="28"/>
@@ -778,7 +778,7 @@
           <w:p>
             <w:pPr>
               <w:rPr>
-                <w:rFonts w:ascii="Aptos" w:eastAsia="Liberation Serif" w:hAnsi="Aptos" w:cs="Liberation Serif"/>
+                <w:rFonts w:ascii="Aptos" w:hAnsi="Aptos" w:eastAsia="Liberation Serif" w:cs="Liberation Serif"/>
                 <w:color w:val="000000" w:themeColor="text2"/>
                 <w:sz w:val="28"/>
                 <w:szCs w:val="28"/>
@@ -801,7 +801,7 @@
             </w:pPr>
             <w:r>
               <w:rPr>
-                <w:rFonts w:ascii="Aptos" w:eastAsia="Liberation Serif" w:hAnsi="Aptos" w:cs="Liberation Serif"/>
+                <w:rFonts w:ascii="Aptos" w:hAnsi="Aptos" w:eastAsia="Liberation Serif" w:cs="Liberation Serif"/>
                 <w:sz w:val="28"/>
                 <w:szCs w:val="28"/>
                 <w:lang w:val="de-AT"/>
@@ -813,7 +813,7 @@
             <w:pPr>
               <w:jc w:val="both"/>
               <w:rPr>
-                <w:rFonts w:ascii="Aptos" w:eastAsia="Liberation Serif" w:hAnsi="Aptos" w:cs="Liberation Serif"/>
+                <w:rFonts w:ascii="Aptos" w:hAnsi="Aptos" w:eastAsia="Liberation Serif" w:cs="Liberation Serif"/>
                 <w:color w:val="000000" w:themeColor="text2"/>
                 <w:sz w:val="28"/>
                 <w:szCs w:val="28"/>
@@ -834,16 +834,16 @@
           <w:p>
             <w:pPr>
               <w:rPr>
-                <w:rFonts w:ascii="Aptos" w:eastAsia="Liberation Serif" w:hAnsi="Aptos" w:cs="Liberation Serif"/>
-                <w:color w:val="000000" w:themeColor="text2"/>
-                <w:sz w:val="28"/>
-                <w:szCs w:val="28"/>
-                <w:lang w:val="de-AT"/>
-              </w:rPr>
-            </w:pPr>
-            <w:r>
-              <w:rPr>
-                <w:rFonts w:ascii="Aptos" w:eastAsia="Liberation Serif" w:hAnsi="Aptos" w:cs="Liberation Serif"/>
+                <w:rFonts w:ascii="Aptos" w:hAnsi="Aptos" w:eastAsia="Liberation Serif" w:cs="Liberation Serif"/>
+                <w:color w:val="000000" w:themeColor="text2"/>
+                <w:sz w:val="28"/>
+                <w:szCs w:val="28"/>
+                <w:lang w:val="de-AT"/>
+              </w:rPr>
+            </w:pPr>
+            <w:r>
+              <w:rPr>
+                <w:rFonts w:ascii="Aptos" w:hAnsi="Aptos" w:eastAsia="Liberation Serif" w:cs="Liberation Serif"/>
                 <w:color w:val="000000" w:themeColor="text2"/>
                 <w:sz w:val="28"/>
                 <w:szCs w:val="28"/>
@@ -860,7 +860,7 @@
           <w:p>
             <w:pPr>
               <w:rPr>
-                <w:rFonts w:ascii="Aptos" w:eastAsia="Liberation Serif" w:hAnsi="Aptos" w:cs="Liberation Serif"/>
+                <w:rFonts w:ascii="Aptos" w:hAnsi="Aptos" w:eastAsia="Liberation Serif" w:cs="Liberation Serif"/>
                 <w:color w:val="000000" w:themeColor="text2"/>
                 <w:sz w:val="28"/>
                 <w:szCs w:val="28"/>
@@ -883,7 +883,7 @@
             </w:pPr>
             <w:r>
               <w:rPr>
-                <w:rFonts w:ascii="Aptos" w:eastAsia="Liberation Serif" w:hAnsi="Aptos" w:cs="Liberation Serif"/>
+                <w:rFonts w:ascii="Aptos" w:hAnsi="Aptos" w:eastAsia="Liberation Serif" w:cs="Liberation Serif"/>
                 <w:sz w:val="28"/>
                 <w:szCs w:val="28"/>
                 <w:lang w:val="de-AT"/>
@@ -895,7 +895,7 @@
             <w:pPr>
               <w:jc w:val="both"/>
               <w:rPr>
-                <w:rFonts w:ascii="Aptos" w:eastAsia="Liberation Serif" w:hAnsi="Aptos" w:cs="Liberation Serif"/>
+                <w:rFonts w:ascii="Aptos" w:hAnsi="Aptos" w:eastAsia="Liberation Serif" w:cs="Liberation Serif"/>
                 <w:sz w:val="28"/>
                 <w:szCs w:val="28"/>
                 <w:lang w:val="de-AT"/>
@@ -915,16 +915,16 @@
           <w:p>
             <w:pPr>
               <w:rPr>
-                <w:rFonts w:ascii="Aptos" w:eastAsia="Liberation Serif" w:hAnsi="Aptos" w:cs="Liberation Serif"/>
-                <w:color w:val="000000" w:themeColor="text2"/>
-                <w:sz w:val="28"/>
-                <w:szCs w:val="28"/>
-                <w:lang w:val="de-AT"/>
-              </w:rPr>
-            </w:pPr>
-            <w:r>
-              <w:rPr>
-                <w:rFonts w:ascii="Aptos" w:eastAsia="Liberation Serif" w:hAnsi="Aptos" w:cs="Liberation Serif"/>
+                <w:rFonts w:ascii="Aptos" w:hAnsi="Aptos" w:eastAsia="Liberation Serif" w:cs="Liberation Serif"/>
+                <w:color w:val="000000" w:themeColor="text2"/>
+                <w:sz w:val="28"/>
+                <w:szCs w:val="28"/>
+                <w:lang w:val="de-AT"/>
+              </w:rPr>
+            </w:pPr>
+            <w:r>
+              <w:rPr>
+                <w:rFonts w:ascii="Aptos" w:hAnsi="Aptos" w:eastAsia="Liberation Serif" w:cs="Liberation Serif"/>
                 <w:color w:val="000000" w:themeColor="text2"/>
                 <w:sz w:val="28"/>
                 <w:szCs w:val="28"/>
@@ -941,7 +941,7 @@
           <w:p>
             <w:pPr>
               <w:rPr>
-                <w:rFonts w:ascii="Aptos" w:eastAsia="Liberation Serif" w:hAnsi="Aptos" w:cs="Liberation Serif"/>
+                <w:rFonts w:ascii="Aptos" w:hAnsi="Aptos" w:eastAsia="Liberation Serif" w:cs="Liberation Serif"/>
                 <w:color w:val="000000" w:themeColor="text2"/>
                 <w:sz w:val="28"/>
                 <w:szCs w:val="28"/>
@@ -964,7 +964,7 @@
             </w:pPr>
             <w:r>
               <w:rPr>
-                <w:rFonts w:ascii="Aptos" w:eastAsia="Liberation Serif" w:hAnsi="Aptos" w:cs="Liberation Serif"/>
+                <w:rFonts w:ascii="Aptos" w:hAnsi="Aptos" w:eastAsia="Liberation Serif" w:cs="Liberation Serif"/>
                 <w:sz w:val="28"/>
                 <w:szCs w:val="28"/>
                 <w:lang w:val="de-AT"/>
@@ -976,7 +976,7 @@
             <w:pPr>
               <w:jc w:val="both"/>
               <w:rPr>
-                <w:rFonts w:ascii="Aptos" w:eastAsia="Liberation Serif" w:hAnsi="Aptos" w:cs="Liberation Serif"/>
+                <w:rFonts w:ascii="Aptos" w:hAnsi="Aptos" w:eastAsia="Liberation Serif" w:cs="Liberation Serif"/>
                 <w:sz w:val="28"/>
                 <w:szCs w:val="28"/>
                 <w:lang w:val="de-AT"/>
@@ -996,16 +996,16 @@
           <w:p>
             <w:pPr>
               <w:rPr>
-                <w:rFonts w:ascii="Aptos" w:eastAsia="Liberation Serif" w:hAnsi="Aptos" w:cs="Liberation Serif"/>
-                <w:color w:val="000000" w:themeColor="text2"/>
-                <w:sz w:val="28"/>
-                <w:szCs w:val="28"/>
-                <w:lang w:val="de-AT"/>
-              </w:rPr>
-            </w:pPr>
-            <w:r>
-              <w:rPr>
-                <w:rFonts w:ascii="Aptos" w:eastAsia="Liberation Serif" w:hAnsi="Aptos" w:cs="Liberation Serif"/>
+                <w:rFonts w:ascii="Aptos" w:hAnsi="Aptos" w:eastAsia="Liberation Serif" w:cs="Liberation Serif"/>
+                <w:color w:val="000000" w:themeColor="text2"/>
+                <w:sz w:val="28"/>
+                <w:szCs w:val="28"/>
+                <w:lang w:val="de-AT"/>
+              </w:rPr>
+            </w:pPr>
+            <w:r>
+              <w:rPr>
+                <w:rFonts w:ascii="Aptos" w:hAnsi="Aptos" w:eastAsia="Liberation Serif" w:cs="Liberation Serif"/>
                 <w:color w:val="000000" w:themeColor="text2"/>
                 <w:sz w:val="28"/>
                 <w:szCs w:val="28"/>
@@ -1022,7 +1022,7 @@
           <w:p>
             <w:pPr>
               <w:rPr>
-                <w:rFonts w:ascii="Aptos" w:eastAsia="Liberation Serif" w:hAnsi="Aptos" w:cs="Liberation Serif"/>
+                <w:rFonts w:ascii="Aptos" w:hAnsi="Aptos" w:eastAsia="Liberation Serif" w:cs="Liberation Serif"/>
                 <w:color w:val="000000" w:themeColor="text2"/>
                 <w:sz w:val="28"/>
                 <w:szCs w:val="28"/>
@@ -1045,7 +1045,7 @@
             </w:pPr>
             <w:r>
               <w:rPr>
-                <w:rFonts w:ascii="Aptos" w:eastAsia="Liberation Serif" w:hAnsi="Aptos" w:cs="Liberation Serif"/>
+                <w:rFonts w:ascii="Aptos" w:hAnsi="Aptos" w:eastAsia="Liberation Serif" w:cs="Liberation Serif"/>
                 <w:sz w:val="28"/>
                 <w:szCs w:val="28"/>
                 <w:lang w:val="de-AT"/>
@@ -1057,7 +1057,7 @@
             <w:pPr>
               <w:jc w:val="both"/>
               <w:rPr>
-                <w:rFonts w:ascii="Aptos" w:eastAsia="Liberation Serif" w:hAnsi="Aptos" w:cs="Liberation Serif"/>
+                <w:rFonts w:ascii="Aptos" w:hAnsi="Aptos" w:eastAsia="Liberation Serif" w:cs="Liberation Serif"/>
                 <w:sz w:val="28"/>
                 <w:szCs w:val="28"/>
                 <w:lang w:val="de-AT"/>
@@ -1070,20 +1070,339 @@
     <w:p>
       <w:pPr>
         <w:rPr>
-          <w:rFonts w:ascii="Aptos" w:eastAsia="Aptos" w:hAnsi="Aptos" w:cs="Aptos"/>
+          <w:rFonts w:ascii="Aptos" w:hAnsi="Aptos" w:eastAsia="Aptos" w:cs="Aptos"/>
           <w:color w:val="000000" w:themeColor="text2"/>
           <w:lang w:val="de-AT"/>
         </w:rPr>
       </w:pPr>
     </w:p>
     <w:sectPr>
-      <w:pgSz w:w="11906" w:h="16838"/>
+      <w:pgSz w:w="11906" w:h="16838" w:orient="portrait"/>
       <w:pgMar w:top="1134" w:right="1134" w:bottom="1134" w:left="1134" w:header="0" w:footer="0" w:gutter="0"/>
       <w:cols w:space="720"/>
       <w:formProt w:val="0"/>
+      <w:headerReference w:type="default" r:id="R45ea196a09be41c4"/>
+      <w:footerReference w:type="default" r:id="R7b606181c174476a"/>
     </w:sectPr>
   </w:body>
 </w:document>
+</file>
+
+<file path=word/footer.xml><?xml version="1.0" encoding="utf-8"?>
+<w:ftr xmlns:w14="http://schemas.microsoft.com/office/word/2010/wordml" xmlns:wp="http://schemas.openxmlformats.org/drawingml/2006/wordprocessingDrawing" xmlns:wp14="http://schemas.microsoft.com/office/word/2010/wordprocessingDrawing" xmlns:a="http://schemas.openxmlformats.org/drawingml/2006/main" xmlns:pic="http://schemas.openxmlformats.org/drawingml/2006/picture" xmlns:r="http://schemas.openxmlformats.org/officeDocument/2006/relationships" xmlns:a14="http://schemas.microsoft.com/office/drawing/2010/main" xmlns:w="http://schemas.openxmlformats.org/wordprocessingml/2006/main">
+  <w:tbl>
+    <w:tblPr>
+      <w:tblStyle w:val="NormaleTabelle"/>
+      <w:bidiVisual w:val="0"/>
+      <w:tblW w:w="0" w:type="auto"/>
+      <w:tblLook w:val="06A0" w:firstRow="1" w:lastRow="0" w:firstColumn="1" w:lastColumn="0" w:noHBand="1" w:noVBand="1"/>
+    </w:tblPr>
+    <w:tblGrid>
+      <w:gridCol w:w="3210"/>
+      <w:gridCol w:w="3210"/>
+      <w:gridCol w:w="3210"/>
+    </w:tblGrid>
+    <w:tr>
+      <w:trPr>
+        <w:trHeight w:val="300"/>
+      </w:trPr>
+      <w:tc>
+        <w:tcPr>
+          <w:tcW w:w="3210" w:type="dxa"/>
+          <w:tcMar/>
+        </w:tcPr>
+        <w:p>
+          <w:pPr>
+            <w:tabs>
+              <w:tab w:val="center" w:leader="none" w:pos="4680"/>
+              <w:tab w:val="right" w:leader="none" w:pos="9360"/>
+            </w:tabs>
+            <w:bidi w:val="0"/>
+            <w:spacing w:after="0" w:line="240" w:lineRule="auto"/>
+            <w:ind w:left="-115"/>
+            <w:rPr>
+              <w:rFonts w:ascii="Segoe UI" w:hAnsi="Segoe UI" w:eastAsia="Segoe UI" w:cs="Segoe UI"/>
+              <w:b w:val="0"/>
+              <w:bCs w:val="0"/>
+              <w:i w:val="0"/>
+              <w:iCs w:val="0"/>
+              <w:caps w:val="0"/>
+              <w:smallCaps w:val="0"/>
+              <w:color w:val="000000" w:themeColor="text2" w:themeTint="FF" w:themeShade="FF"/>
+              <w:sz w:val="24"/>
+              <w:szCs w:val="24"/>
+              <w:lang w:val="de-DE"/>
+            </w:rPr>
+          </w:pPr>
+          <w:r>
+            <w:drawing>
+              <wp:inline wp14:editId="42A1273B" wp14:anchorId="083B3A98">
+                <wp:extent cx="2228850" cy="352425"/>
+                <wp:effectExtent l="0" t="0" r="0" b="0"/>
+                <wp:docPr id="90379951" name="drawing"/>
+                <wp:cNvGraphicFramePr>
+                  <a:graphicFrameLocks noChangeAspect="1"/>
+                </wp:cNvGraphicFramePr>
+                <a:graphic>
+                  <a:graphicData xmlns:a="http://schemas.openxmlformats.org/drawingml/2006/main" uri="http://schemas.openxmlformats.org/drawingml/2006/picture">
+                    <pic:pic xmlns:pic="http://schemas.openxmlformats.org/drawingml/2006/picture">
+                      <pic:nvPicPr xmlns:pic="http://schemas.openxmlformats.org/drawingml/2006/picture">
+                        <pic:cNvPr xmlns:pic="http://schemas.openxmlformats.org/drawingml/2006/picture" id="90379951" name="Picture 90379951"/>
+                        <pic:cNvPicPr xmlns:pic="http://schemas.openxmlformats.org/drawingml/2006/picture"/>
+                      </pic:nvPicPr>
+                      <pic:blipFill xmlns:pic="http://schemas.openxmlformats.org/drawingml/2006/picture">
+                        <a:blip xmlns:r="http://schemas.openxmlformats.org/officeDocument/2006/relationships" xmlns:a="http://schemas.openxmlformats.org/drawingml/2006/main" r:embed="rId751142513">
+                          <a:extLst xmlns:a="http://schemas.openxmlformats.org/drawingml/2006/main">
+                            <a:ext xmlns:a="http://schemas.openxmlformats.org/drawingml/2006/main" uri="{28A0092B-C50C-407E-A947-70E740481C1C}">
+                              <a14:useLocalDpi xmlns:a14="http://schemas.microsoft.com/office/drawing/2010/main"/>
+                            </a:ext>
+                          </a:extLst>
+                        </a:blip>
+                        <a:stretch xmlns:a="http://schemas.openxmlformats.org/drawingml/2006/main">
+                          <a:fillRect xmlns:a="http://schemas.openxmlformats.org/drawingml/2006/main"/>
+                        </a:stretch>
+                      </pic:blipFill>
+                      <pic:spPr xmlns:pic="http://schemas.openxmlformats.org/drawingml/2006/picture">
+                        <a:xfrm xmlns:a="http://schemas.openxmlformats.org/drawingml/2006/main">
+                          <a:off xmlns:a="http://schemas.openxmlformats.org/drawingml/2006/main" x="0" y="0"/>
+                          <a:ext xmlns:a="http://schemas.openxmlformats.org/drawingml/2006/main" cx="2228850" cy="352425"/>
+                        </a:xfrm>
+                        <a:prstGeom xmlns:a="http://schemas.openxmlformats.org/drawingml/2006/main" prst="rect">
+                          <a:avLst xmlns:a="http://schemas.openxmlformats.org/drawingml/2006/main"/>
+                        </a:prstGeom>
+                      </pic:spPr>
+                    </pic:pic>
+                  </a:graphicData>
+                </a:graphic>
+              </wp:inline>
+            </w:drawing>
+          </w:r>
+        </w:p>
+      </w:tc>
+      <w:tc>
+        <w:tcPr>
+          <w:tcW w:w="3210" w:type="dxa"/>
+          <w:tcMar/>
+        </w:tcPr>
+        <w:p>
+          <w:pPr>
+            <w:tabs>
+              <w:tab w:val="center" w:leader="none" w:pos="4680"/>
+              <w:tab w:val="right" w:leader="none" w:pos="9360"/>
+            </w:tabs>
+            <w:bidi w:val="0"/>
+            <w:spacing w:after="0" w:line="240" w:lineRule="auto"/>
+            <w:jc w:val="center"/>
+            <w:rPr>
+              <w:rFonts w:ascii="Arial" w:hAnsi="Arial" w:eastAsia="Arial" w:cs="Arial"/>
+              <w:b w:val="0"/>
+              <w:bCs w:val="0"/>
+              <w:i w:val="0"/>
+              <w:iCs w:val="0"/>
+              <w:caps w:val="0"/>
+              <w:smallCaps w:val="0"/>
+              <w:color w:val="000000" w:themeColor="text2" w:themeTint="FF" w:themeShade="FF"/>
+              <w:sz w:val="16"/>
+              <w:szCs w:val="16"/>
+              <w:lang w:val="de-DE"/>
+            </w:rPr>
+          </w:pPr>
+        </w:p>
+        <w:p>
+          <w:pPr>
+            <w:pStyle w:val="Header"/>
+            <w:tabs>
+              <w:tab w:val="center" w:leader="none" w:pos="4680"/>
+              <w:tab w:val="right" w:leader="none" w:pos="9360"/>
+            </w:tabs>
+            <w:bidi w:val="0"/>
+            <w:spacing w:after="0" w:line="240" w:lineRule="auto"/>
+            <w:jc w:val="center"/>
+            <w:rPr>
+              <w:rFonts w:ascii="Arial" w:hAnsi="Arial" w:eastAsia="Arial" w:cs="Arial"/>
+              <w:b w:val="0"/>
+              <w:bCs w:val="0"/>
+              <w:i w:val="0"/>
+              <w:iCs w:val="0"/>
+              <w:caps w:val="0"/>
+              <w:smallCaps w:val="0"/>
+              <w:color w:val="000000" w:themeColor="text2" w:themeTint="FF" w:themeShade="FF"/>
+              <w:sz w:val="16"/>
+              <w:szCs w:val="16"/>
+              <w:lang w:val="de-DE"/>
+            </w:rPr>
+          </w:pPr>
+          <w:r>
+            <w:rPr>
+              <w:rFonts w:ascii="Arial" w:hAnsi="Arial" w:eastAsia="Arial" w:cs="Arial"/>
+              <w:b w:val="1"/>
+              <w:bCs w:val="1"/>
+              <w:i w:val="0"/>
+              <w:iCs w:val="0"/>
+              <w:caps w:val="0"/>
+              <w:smallCaps w:val="0"/>
+              <w:color w:val="000000" w:themeColor="text2" w:themeTint="FF" w:themeShade="FF"/>
+              <w:sz w:val="16"/>
+              <w:szCs w:val="16"/>
+              <w:lang w:val="lt-LT"/>
+            </w:rPr>
+            <w:t>Copyright © 2026 KidCy. CC BY-NC-SA 4.0</w:t>
+          </w:r>
+        </w:p>
+      </w:tc>
+      <w:tc>
+        <w:tcPr>
+          <w:tcW w:w="3210" w:type="dxa"/>
+          <w:tcMar/>
+        </w:tcPr>
+        <w:p>
+          <w:pPr>
+            <w:tabs>
+              <w:tab w:val="center" w:leader="none" w:pos="4680"/>
+              <w:tab w:val="right" w:leader="none" w:pos="9360"/>
+            </w:tabs>
+            <w:bidi w:val="0"/>
+            <w:spacing w:after="0" w:line="240" w:lineRule="auto"/>
+            <w:ind w:right="-115"/>
+            <w:jc w:val="right"/>
+            <w:rPr>
+              <w:rFonts w:ascii="Aptos" w:hAnsi="Aptos" w:eastAsia="Aptos" w:cs="Aptos"/>
+              <w:b w:val="0"/>
+              <w:bCs w:val="0"/>
+              <w:i w:val="0"/>
+              <w:iCs w:val="0"/>
+              <w:caps w:val="0"/>
+              <w:smallCaps w:val="0"/>
+              <w:color w:val="000000" w:themeColor="text2" w:themeTint="FF" w:themeShade="FF"/>
+              <w:sz w:val="24"/>
+              <w:szCs w:val="24"/>
+              <w:lang w:val="de-DE"/>
+            </w:rPr>
+          </w:pPr>
+          <w:r>
+            <w:drawing>
+              <wp:inline wp14:editId="371FEE3C" wp14:anchorId="2979AB5F">
+                <wp:extent cx="1771650" cy="390525"/>
+                <wp:effectExtent l="0" t="0" r="0" b="0"/>
+                <wp:docPr id="1763387161" name="drawing"/>
+                <wp:cNvGraphicFramePr>
+                  <a:graphicFrameLocks noChangeAspect="1"/>
+                </wp:cNvGraphicFramePr>
+                <a:graphic>
+                  <a:graphicData xmlns:a="http://schemas.openxmlformats.org/drawingml/2006/main" uri="http://schemas.openxmlformats.org/drawingml/2006/picture">
+                    <pic:pic xmlns:pic="http://schemas.openxmlformats.org/drawingml/2006/picture">
+                      <pic:nvPicPr xmlns:pic="http://schemas.openxmlformats.org/drawingml/2006/picture">
+                        <pic:cNvPr xmlns:pic="http://schemas.openxmlformats.org/drawingml/2006/picture" id="1763387161" name="Picture 1763387161"/>
+                        <pic:cNvPicPr xmlns:pic="http://schemas.openxmlformats.org/drawingml/2006/picture"/>
+                      </pic:nvPicPr>
+                      <pic:blipFill xmlns:pic="http://schemas.openxmlformats.org/drawingml/2006/picture">
+                        <a:blip xmlns:r="http://schemas.openxmlformats.org/officeDocument/2006/relationships" xmlns:a="http://schemas.openxmlformats.org/drawingml/2006/main" r:embed="rId763236556">
+                          <a:extLst xmlns:a="http://schemas.openxmlformats.org/drawingml/2006/main">
+                            <a:ext xmlns:a="http://schemas.openxmlformats.org/drawingml/2006/main" uri="{28A0092B-C50C-407E-A947-70E740481C1C}">
+                              <a14:useLocalDpi xmlns:a14="http://schemas.microsoft.com/office/drawing/2010/main"/>
+                            </a:ext>
+                          </a:extLst>
+                        </a:blip>
+                        <a:stretch xmlns:a="http://schemas.openxmlformats.org/drawingml/2006/main">
+                          <a:fillRect xmlns:a="http://schemas.openxmlformats.org/drawingml/2006/main"/>
+                        </a:stretch>
+                      </pic:blipFill>
+                      <pic:spPr xmlns:pic="http://schemas.openxmlformats.org/drawingml/2006/picture">
+                        <a:xfrm xmlns:a="http://schemas.openxmlformats.org/drawingml/2006/main">
+                          <a:off xmlns:a="http://schemas.openxmlformats.org/drawingml/2006/main" x="0" y="0"/>
+                          <a:ext xmlns:a="http://schemas.openxmlformats.org/drawingml/2006/main" cx="1771650" cy="390525"/>
+                        </a:xfrm>
+                        <a:prstGeom xmlns:a="http://schemas.openxmlformats.org/drawingml/2006/main" prst="rect">
+                          <a:avLst xmlns:a="http://schemas.openxmlformats.org/drawingml/2006/main"/>
+                        </a:prstGeom>
+                      </pic:spPr>
+                    </pic:pic>
+                  </a:graphicData>
+                </a:graphic>
+              </wp:inline>
+            </w:drawing>
+          </w:r>
+        </w:p>
+      </w:tc>
+    </w:tr>
+  </w:tbl>
+  <w:p>
+    <w:pPr>
+      <w:pStyle w:val="Footer"/>
+      <w:bidi w:val="0"/>
+    </w:pPr>
+  </w:p>
+</w:ftr>
+</file>
+
+<file path=word/header.xml><?xml version="1.0" encoding="utf-8"?>
+<w:hdr xmlns:w14="http://schemas.microsoft.com/office/word/2010/wordml" xmlns:w="http://schemas.openxmlformats.org/wordprocessingml/2006/main">
+  <w:tbl>
+    <w:tblPr>
+      <w:tblStyle w:val="NormaleTabelle"/>
+      <w:bidiVisual w:val="0"/>
+      <w:tblW w:w="0" w:type="auto"/>
+      <w:tblLook w:val="06A0" w:firstRow="1" w:lastRow="0" w:firstColumn="1" w:lastColumn="0" w:noHBand="1" w:noVBand="1"/>
+    </w:tblPr>
+    <w:tblGrid>
+      <w:gridCol w:w="3210"/>
+      <w:gridCol w:w="3210"/>
+      <w:gridCol w:w="3210"/>
+    </w:tblGrid>
+    <w:tr>
+      <w:trPr>
+        <w:trHeight w:val="300"/>
+      </w:trPr>
+      <w:tc>
+        <w:tcPr>
+          <w:tcW w:w="3210" w:type="dxa"/>
+          <w:tcMar/>
+        </w:tcPr>
+        <w:p>
+          <w:pPr>
+            <w:pStyle w:val="Header"/>
+            <w:bidi w:val="0"/>
+            <w:ind w:left="-115"/>
+            <w:jc w:val="left"/>
+          </w:pPr>
+        </w:p>
+      </w:tc>
+      <w:tc>
+        <w:tcPr>
+          <w:tcW w:w="3210" w:type="dxa"/>
+          <w:tcMar/>
+        </w:tcPr>
+        <w:p>
+          <w:pPr>
+            <w:pStyle w:val="Header"/>
+            <w:bidi w:val="0"/>
+            <w:jc w:val="center"/>
+          </w:pPr>
+        </w:p>
+      </w:tc>
+      <w:tc>
+        <w:tcPr>
+          <w:tcW w:w="3210" w:type="dxa"/>
+          <w:tcMar/>
+        </w:tcPr>
+        <w:p>
+          <w:pPr>
+            <w:pStyle w:val="Header"/>
+            <w:bidi w:val="0"/>
+            <w:ind w:right="-115"/>
+            <w:jc w:val="right"/>
+          </w:pPr>
+        </w:p>
+      </w:tc>
+    </w:tr>
+  </w:tbl>
+  <w:p>
+    <w:pPr>
+      <w:pStyle w:val="Header"/>
+      <w:bidi w:val="0"/>
+    </w:pPr>
+  </w:p>
+</w:hdr>
 </file>
 
 <file path=word/styles.xml><?xml version="1.0" encoding="utf-8"?>
@@ -1091,7 +1410,7 @@
   <w:docDefaults>
     <w:rPrDefault>
       <w:rPr>
-        <w:rFonts w:ascii="Liberation Serif" w:eastAsia="Noto Serif CJK SC" w:hAnsi="Liberation Serif" w:cs="Noto Sans Devanagari"/>
+        <w:rFonts w:ascii="Liberation Serif" w:hAnsi="Liberation Serif" w:eastAsia="Noto Serif CJK SC" w:cs="Noto Sans Devanagari"/>
         <w:kern w:val="2"/>
         <w:sz w:val="24"/>
         <w:szCs w:val="24"/>
@@ -1107,14 +1426,14 @@
   <w:latentStyles w:defLockedState="0" w:defUIPriority="99" w:defSemiHidden="0" w:defUnhideWhenUsed="0" w:defQFormat="0" w:count="376">
     <w:lsdException w:name="Normal" w:uiPriority="0" w:qFormat="1"/>
     <w:lsdException w:name="heading 1" w:uiPriority="9" w:qFormat="1"/>
-    <w:lsdException w:name="heading 2" w:semiHidden="1" w:uiPriority="9" w:unhideWhenUsed="1" w:qFormat="1"/>
-    <w:lsdException w:name="heading 3" w:semiHidden="1" w:uiPriority="9" w:unhideWhenUsed="1" w:qFormat="1"/>
-    <w:lsdException w:name="heading 4" w:semiHidden="1" w:uiPriority="9" w:unhideWhenUsed="1" w:qFormat="1"/>
-    <w:lsdException w:name="heading 5" w:semiHidden="1" w:uiPriority="9" w:unhideWhenUsed="1" w:qFormat="1"/>
-    <w:lsdException w:name="heading 6" w:semiHidden="1" w:uiPriority="9" w:unhideWhenUsed="1" w:qFormat="1"/>
-    <w:lsdException w:name="heading 7" w:semiHidden="1" w:uiPriority="9" w:unhideWhenUsed="1" w:qFormat="1"/>
-    <w:lsdException w:name="heading 8" w:semiHidden="1" w:uiPriority="9" w:unhideWhenUsed="1" w:qFormat="1"/>
-    <w:lsdException w:name="heading 9" w:semiHidden="1" w:uiPriority="9" w:unhideWhenUsed="1" w:qFormat="1"/>
+    <w:lsdException w:name="heading 2" w:uiPriority="9" w:semiHidden="1" w:unhideWhenUsed="1" w:qFormat="1"/>
+    <w:lsdException w:name="heading 3" w:uiPriority="9" w:semiHidden="1" w:unhideWhenUsed="1" w:qFormat="1"/>
+    <w:lsdException w:name="heading 4" w:uiPriority="9" w:semiHidden="1" w:unhideWhenUsed="1" w:qFormat="1"/>
+    <w:lsdException w:name="heading 5" w:uiPriority="9" w:semiHidden="1" w:unhideWhenUsed="1" w:qFormat="1"/>
+    <w:lsdException w:name="heading 6" w:uiPriority="9" w:semiHidden="1" w:unhideWhenUsed="1" w:qFormat="1"/>
+    <w:lsdException w:name="heading 7" w:uiPriority="9" w:semiHidden="1" w:unhideWhenUsed="1" w:qFormat="1"/>
+    <w:lsdException w:name="heading 8" w:uiPriority="9" w:semiHidden="1" w:unhideWhenUsed="1" w:qFormat="1"/>
+    <w:lsdException w:name="heading 9" w:uiPriority="9" w:semiHidden="1" w:unhideWhenUsed="1" w:qFormat="1"/>
     <w:lsdException w:name="index 1" w:semiHidden="1" w:unhideWhenUsed="1"/>
     <w:lsdException w:name="index 2" w:semiHidden="1" w:unhideWhenUsed="1"/>
     <w:lsdException w:name="index 3" w:semiHidden="1" w:unhideWhenUsed="1"/>
@@ -1124,22 +1443,22 @@
     <w:lsdException w:name="index 7" w:semiHidden="1" w:unhideWhenUsed="1"/>
     <w:lsdException w:name="index 8" w:semiHidden="1" w:unhideWhenUsed="1"/>
     <w:lsdException w:name="index 9" w:semiHidden="1" w:unhideWhenUsed="1"/>
-    <w:lsdException w:name="toc 1" w:semiHidden="1" w:uiPriority="39" w:unhideWhenUsed="1"/>
-    <w:lsdException w:name="toc 2" w:semiHidden="1" w:uiPriority="39" w:unhideWhenUsed="1"/>
-    <w:lsdException w:name="toc 3" w:semiHidden="1" w:uiPriority="39" w:unhideWhenUsed="1"/>
-    <w:lsdException w:name="toc 4" w:semiHidden="1" w:uiPriority="39" w:unhideWhenUsed="1"/>
-    <w:lsdException w:name="toc 5" w:semiHidden="1" w:uiPriority="39" w:unhideWhenUsed="1"/>
-    <w:lsdException w:name="toc 6" w:semiHidden="1" w:uiPriority="39" w:unhideWhenUsed="1"/>
-    <w:lsdException w:name="toc 7" w:semiHidden="1" w:uiPriority="39" w:unhideWhenUsed="1"/>
-    <w:lsdException w:name="toc 8" w:semiHidden="1" w:uiPriority="39" w:unhideWhenUsed="1"/>
-    <w:lsdException w:name="toc 9" w:semiHidden="1" w:uiPriority="39" w:unhideWhenUsed="1"/>
+    <w:lsdException w:name="toc 1" w:uiPriority="39" w:semiHidden="1" w:unhideWhenUsed="1"/>
+    <w:lsdException w:name="toc 2" w:uiPriority="39" w:semiHidden="1" w:unhideWhenUsed="1"/>
+    <w:lsdException w:name="toc 3" w:uiPriority="39" w:semiHidden="1" w:unhideWhenUsed="1"/>
+    <w:lsdException w:name="toc 4" w:uiPriority="39" w:semiHidden="1" w:unhideWhenUsed="1"/>
+    <w:lsdException w:name="toc 5" w:uiPriority="39" w:semiHidden="1" w:unhideWhenUsed="1"/>
+    <w:lsdException w:name="toc 6" w:uiPriority="39" w:semiHidden="1" w:unhideWhenUsed="1"/>
+    <w:lsdException w:name="toc 7" w:uiPriority="39" w:semiHidden="1" w:unhideWhenUsed="1"/>
+    <w:lsdException w:name="toc 8" w:uiPriority="39" w:semiHidden="1" w:unhideWhenUsed="1"/>
+    <w:lsdException w:name="toc 9" w:uiPriority="39" w:semiHidden="1" w:unhideWhenUsed="1"/>
     <w:lsdException w:name="Normal Indent" w:semiHidden="1" w:unhideWhenUsed="1"/>
     <w:lsdException w:name="footnote text" w:semiHidden="1" w:unhideWhenUsed="1"/>
     <w:lsdException w:name="annotation text" w:semiHidden="1" w:unhideWhenUsed="1"/>
     <w:lsdException w:name="header" w:semiHidden="1" w:unhideWhenUsed="1"/>
     <w:lsdException w:name="footer" w:semiHidden="1" w:unhideWhenUsed="1"/>
     <w:lsdException w:name="index heading" w:semiHidden="1" w:unhideWhenUsed="1"/>
-    <w:lsdException w:name="caption" w:semiHidden="1" w:uiPriority="35" w:unhideWhenUsed="1" w:qFormat="1"/>
+    <w:lsdException w:name="caption" w:uiPriority="35" w:semiHidden="1" w:unhideWhenUsed="1" w:qFormat="1"/>
     <w:lsdException w:name="table of figures" w:semiHidden="1" w:unhideWhenUsed="1"/>
     <w:lsdException w:name="envelope address" w:semiHidden="1" w:unhideWhenUsed="1"/>
     <w:lsdException w:name="envelope return" w:semiHidden="1" w:unhideWhenUsed="1"/>
@@ -1170,7 +1489,7 @@
     <w:lsdException w:name="Title" w:uiPriority="10" w:qFormat="1"/>
     <w:lsdException w:name="Closing" w:semiHidden="1" w:unhideWhenUsed="1"/>
     <w:lsdException w:name="Signature" w:semiHidden="1" w:unhideWhenUsed="1"/>
-    <w:lsdException w:name="Default Paragraph Font" w:semiHidden="1" w:uiPriority="1" w:unhideWhenUsed="1"/>
+    <w:lsdException w:name="Default Paragraph Font" w:uiPriority="1" w:semiHidden="1" w:unhideWhenUsed="1"/>
     <w:lsdException w:name="Body Text" w:semiHidden="1" w:unhideWhenUsed="1"/>
     <w:lsdException w:name="Body Text Indent" w:semiHidden="1" w:unhideWhenUsed="1"/>
     <w:lsdException w:name="List Continue" w:semiHidden="1" w:unhideWhenUsed="1"/>
@@ -1370,8 +1689,8 @@
     <w:lsdException w:name="Subtle Reference" w:uiPriority="31" w:qFormat="1"/>
     <w:lsdException w:name="Intense Reference" w:uiPriority="32" w:qFormat="1"/>
     <w:lsdException w:name="Book Title" w:uiPriority="33" w:qFormat="1"/>
-    <w:lsdException w:name="Bibliography" w:semiHidden="1" w:uiPriority="37" w:unhideWhenUsed="1"/>
-    <w:lsdException w:name="TOC Heading" w:semiHidden="1" w:uiPriority="39" w:unhideWhenUsed="1" w:qFormat="1"/>
+    <w:lsdException w:name="Bibliography" w:uiPriority="37" w:semiHidden="1" w:unhideWhenUsed="1"/>
+    <w:lsdException w:name="TOC Heading" w:uiPriority="39" w:semiHidden="1" w:unhideWhenUsed="1" w:qFormat="1"/>
     <w:lsdException w:name="Plain Table 1" w:uiPriority="41"/>
     <w:lsdException w:name="Plain Table 2" w:uiPriority="42"/>
     <w:lsdException w:name="Plain Table 3" w:uiPriority="43"/>
@@ -1482,17 +1801,17 @@
     <w:lsdException w:name="Unresolved Mention" w:semiHidden="1" w:unhideWhenUsed="1"/>
     <w:lsdException w:name="Smart Link" w:semiHidden="1" w:unhideWhenUsed="1"/>
   </w:latentStyles>
-  <w:style w:type="paragraph" w:default="1" w:styleId="Standard">
+  <w:style w:type="paragraph" w:styleId="Standard" w:default="1">
     <w:name w:val="Normal"/>
     <w:qFormat/>
   </w:style>
-  <w:style w:type="character" w:default="1" w:styleId="Absatz-Standardschriftart">
+  <w:style w:type="character" w:styleId="Absatz-Standardschriftart" w:default="1">
     <w:name w:val="Default Paragraph Font"/>
     <w:uiPriority w:val="1"/>
     <w:semiHidden/>
     <w:unhideWhenUsed/>
   </w:style>
-  <w:style w:type="table" w:default="1" w:styleId="NormaleTabelle">
+  <w:style w:type="table" w:styleId="NormaleTabelle" w:default="1">
     <w:name w:val="Normal Table"/>
     <w:uiPriority w:val="99"/>
     <w:semiHidden/>
@@ -1507,30 +1826,34 @@
       </w:tblCellMar>
     </w:tblPr>
   </w:style>
-  <w:style w:type="numbering" w:default="1" w:styleId="KeineListe">
+  <w:style w:type="numbering" w:styleId="KeineListe" w:default="1">
     <w:name w:val="No List"/>
     <w:uiPriority w:val="99"/>
     <w:semiHidden/>
     <w:unhideWhenUsed/>
   </w:style>
-  <w:style w:type="paragraph" w:customStyle="1" w:styleId="Antrat">
+  <w:style w:type="paragraph" w:styleId="Antrat" w:customStyle="true">
+    <w:uiPriority w:val="1"/>
     <w:name w:val="Antraštė"/>
-    <w:basedOn w:val="Standard"/>
+    <w:basedOn w:val="Normal"/>
     <w:next w:val="Textkrper"/>
     <w:qFormat/>
-    <w:pPr>
-      <w:keepNext/>
-      <w:spacing w:before="240" w:after="120"/>
-    </w:pPr>
+    <w:rsid w:val="4ED3FC36"/>
     <w:rPr>
-      <w:rFonts w:ascii="Liberation Sans" w:eastAsia="Noto Sans CJK SC" w:hAnsi="Liberation Sans"/>
+      <w:rFonts w:ascii="Liberation Sans" w:hAnsi="Liberation Sans" w:eastAsia="Noto Sans CJK SC"/>
       <w:sz w:val="28"/>
       <w:szCs w:val="28"/>
     </w:rPr>
+    <w:pPr>
+      <w:keepNext w:val="1"/>
+      <w:spacing w:before="240" w:after="120"/>
+    </w:pPr>
   </w:style>
   <w:style w:type="paragraph" w:styleId="Textkrper">
+    <w:uiPriority w:val="1"/>
     <w:name w:val="Body Text"/>
-    <w:basedOn w:val="Standard"/>
+    <w:basedOn w:val="Normal"/>
+    <w:rsid w:val="4ED3FC36"/>
     <w:pPr>
       <w:spacing w:after="140" w:line="276" w:lineRule="auto"/>
     </w:pPr>
@@ -1540,25 +1863,25 @@
     <w:basedOn w:val="Textkrper"/>
   </w:style>
   <w:style w:type="paragraph" w:styleId="Beschriftung">
+    <w:uiPriority w:val="1"/>
     <w:name w:val="caption"/>
-    <w:basedOn w:val="Standard"/>
+    <w:basedOn w:val="Normal"/>
     <w:qFormat/>
+    <w:rsid w:val="4ED3FC36"/>
+    <w:rPr>
+      <w:i w:val="1"/>
+      <w:iCs w:val="1"/>
+    </w:rPr>
     <w:pPr>
-      <w:suppressLineNumbers/>
       <w:spacing w:before="120" w:after="120"/>
     </w:pPr>
-    <w:rPr>
-      <w:i/>
-      <w:iCs/>
-    </w:rPr>
   </w:style>
-  <w:style w:type="paragraph" w:customStyle="1" w:styleId="Rodykl">
+  <w:style w:type="paragraph" w:styleId="Rodykl" w:customStyle="true">
+    <w:uiPriority w:val="1"/>
     <w:name w:val="Rodyklė"/>
-    <w:basedOn w:val="Standard"/>
+    <w:basedOn w:val="Normal"/>
     <w:qFormat/>
-    <w:pPr>
-      <w:suppressLineNumbers/>
-    </w:pPr>
+    <w:rsid w:val="4ED3FC36"/>
   </w:style>
   <w:style w:type="table" w:styleId="Tabellenraster">
     <w:name w:val="Table Grid"/>
@@ -1567,14 +1890,42 @@
     <w:rsid w:val="00FB4123"/>
     <w:tblPr>
       <w:tblBorders>
-        <w:top w:val="single" w:sz="4" w:space="0" w:color="000000" w:themeColor="text1"/>
-        <w:left w:val="single" w:sz="4" w:space="0" w:color="000000" w:themeColor="text1"/>
-        <w:bottom w:val="single" w:sz="4" w:space="0" w:color="000000" w:themeColor="text1"/>
-        <w:right w:val="single" w:sz="4" w:space="0" w:color="000000" w:themeColor="text1"/>
-        <w:insideH w:val="single" w:sz="4" w:space="0" w:color="000000" w:themeColor="text1"/>
-        <w:insideV w:val="single" w:sz="4" w:space="0" w:color="000000" w:themeColor="text1"/>
+        <w:top w:val="single" w:color="000000" w:themeColor="text1" w:sz="4" w:space="0"/>
+        <w:left w:val="single" w:color="000000" w:themeColor="text1" w:sz="4" w:space="0"/>
+        <w:bottom w:val="single" w:color="000000" w:themeColor="text1" w:sz="4" w:space="0"/>
+        <w:right w:val="single" w:color="000000" w:themeColor="text1" w:sz="4" w:space="0"/>
+        <w:insideH w:val="single" w:color="000000" w:themeColor="text1" w:sz="4" w:space="0"/>
+        <w:insideV w:val="single" w:color="000000" w:themeColor="text1" w:sz="4" w:space="0"/>
       </w:tblBorders>
     </w:tblPr>
+  </w:style>
+  <w:style w:type="paragraph" w:styleId="Header">
+    <w:uiPriority w:val="99"/>
+    <w:name w:val="header"/>
+    <w:basedOn w:val="Normal"/>
+    <w:unhideWhenUsed/>
+    <w:rsid w:val="4ED3FC36"/>
+    <w:pPr>
+      <w:tabs>
+        <w:tab w:val="center" w:leader="none" w:pos="4680"/>
+        <w:tab w:val="right" w:leader="none" w:pos="9360"/>
+      </w:tabs>
+      <w:spacing w:after="0" w:line="240" w:lineRule="auto"/>
+    </w:pPr>
+  </w:style>
+  <w:style w:type="paragraph" w:styleId="Footer">
+    <w:uiPriority w:val="99"/>
+    <w:name w:val="footer"/>
+    <w:basedOn w:val="Normal"/>
+    <w:unhideWhenUsed/>
+    <w:rsid w:val="4ED3FC36"/>
+    <w:pPr>
+      <w:tabs>
+        <w:tab w:val="center" w:leader="none" w:pos="4680"/>
+        <w:tab w:val="right" w:leader="none" w:pos="9360"/>
+      </w:tabs>
+      <w:spacing w:after="0" w:line="240" w:lineRule="auto"/>
+    </w:pPr>
   </w:style>
 </w:styles>
 </file>
